--- a/example_articles/setting/Rural/5.setting_Rural_Other_publisher.docx
+++ b/example_articles/setting/Rural/5.setting_Rural_Other_publisher.docx
@@ -29,17 +29,17 @@
     </w:p>
     <w:p>
       <w:r>
-        <w:t>Source File: Other publishers/Files (500) (30).DOCX</w:t>
+        <w:t>Source file: Other publishers/Files (500) (30).DOCX</w:t>
       </w:r>
     </w:p>
     <w:p>
       <w:r>
-        <w:t>Raw locations result: ['Louisiana']</w:t>
+        <w:t>Raw locations result, 'locations': ['Louisiana']</w:t>
       </w:r>
     </w:p>
     <w:p>
       <w:r>
-        <w:t>setting_stand_flat (Standardized): Rural</w:t>
+        <w:t>Standardized locations result, 'setting_stand_flat': Rural</w:t>
       </w:r>
     </w:p>
     <w:p>

--- a/example_articles/setting/Rural/5.setting_Rural_Other_publisher.docx
+++ b/example_articles/setting/Rural/5.setting_Rural_Other_publisher.docx
@@ -7,9 +7,7 @@
         <w:pStyle w:val="Heading1"/>
       </w:pPr>
       <w:r>
-        <w:t>Revised law inspires inner-city loans;</w:t>
-        <w:br/>
-        <w:t xml:space="preserve"> Banks prodded by change</w:t>
+        <w:t>Gulf contribution reflects South's military tradition</w:t>
       </w:r>
     </w:p>
     <w:p>
@@ -19,22 +17,22 @@
     </w:p>
     <w:p>
       <w:r>
-        <w:t>Date: 1991-10-29</w:t>
+        <w:t>Date: 1990-12-12</w:t>
       </w:r>
     </w:p>
     <w:p>
       <w:r>
-        <w:t>Section: Marketplace; Pg. 1D</w:t>
+        <w:t>Section: NEWS; Pg. 10A; Statesline</w:t>
       </w:r>
     </w:p>
     <w:p>
       <w:r>
-        <w:t>Source file: Other publishers/Files (500) (30).DOCX</w:t>
+        <w:t>Source file: Other publishers/Files (500) (27).DOCX</w:t>
       </w:r>
     </w:p>
     <w:p>
       <w:r>
-        <w:t>Raw locations result, 'locations': ['Louisiana']</w:t>
+        <w:t>Raw locations result, 'locations': ['Mississippi', 'Louisiana', 'Tennessee', 'Alabama', 'Florida', 'North Carolina', 'Arkansas', 'Georgia', 'South Carolina']</w:t>
       </w:r>
     </w:p>
     <w:p>
@@ -51,119 +49,55 @@
     </w:p>
     <w:p>
       <w:r>
-        <w:t>Earlier this year, Pati Yeager worried that her St. Anthony Development Center - a North Minneapolis day-care center for 75 low- income toddlers - might have to close for lack of a mortgage on its W. Broadway building.</w:t>
+        <w:t>A fictional Southerner in Mac Hyman's No Time For Sergeants summed up why he wanted to be in the infantry, nearly 40 years ago:</w:t>
         <w:br/>
-        <w:t xml:space="preserve"> A $ 260,000, five-year contract for deed was due in July on the former mortuary. Yeager, the executive director, was searching for permanent financing. Enter Marquette Bank, but not entirely altruistically.</w:t>
+        <w:t>''My great-grandpa was under Stonewall Jackson in the Battle of Chancellorsville … and his brother was with Forrest and my Dad … was in the Rainbow Division and I had two brothers in the last war,'' said the character Ben.</w:t>
         <w:br/>
-        <w:t xml:space="preserve"> The $ 2.4 billion-asset institution was brought to the deal by Minneapolis officials, who were encouraging Marquette to increase participation in city-supported, inner-city loans. Marquette also was inspired by the beefed-up Community Reinvestment Act (CRA), federal regulations that prod banks to spread money in struggling neighborhoods.</w:t>
+        <w:t>The tradition of fighting Southerners is continuing during the military buildup in the Persian Gulf. States like Mississippi, Louisiana, Tennessee, Alabama, Florida and North Carolina are contributing more than their share of the National Guard and Reserves.</w:t>
         <w:br/>
-        <w:t>Marquette discovered that the 15-year, 11 percent loan will generate cash - and community goodwill.</w:t>
+        <w:t>Statistics from the Department of Defense show Southern states lead the rest of the nation in the number of recently activated reservists. By Nov. 25, Alabama, with 3,988 activated reserve troops, had contributed nearly as many reservists to the recent call-up as much more populous California, where 4,050 had been activated.</w:t>
         <w:br/>
-        <w:t xml:space="preserve"> "St. Anthony has strong underwriting and cash flow, with support from federal and county funds for day care," said Chris Andersen, a Marquette lender. "I've been here many times to talk about occupancy and capacity. An appraisal . . . came in at $ 400,000."</w:t>
+        <w:t>Among the leaders in numbers of activated reserves were: Arkansas, 2,221; Florida, 2,905; Georgia, 3,189; Tennessee, 3,022; South Carolina, 1,844; Louisiana, 2,390; Mississippi, 2,005; and North Carolina, 3,443.</w:t>
         <w:br/>
-        <w:t xml:space="preserve"> The Minneapolis Community Development Agency (MCDA) is contributing $ 99,500 for building improvements. That will further enhance Marquette's collateral.</w:t>
+        <w:t>By comparison, New York state, with a population of 17.5 million, contributed 3,065 reserve troops. Pennsylvania, more populous than any Southern state except Florida and Texas, contributed 1,578 out of its 12 million population.</w:t>
         <w:br/>
-        <w:t xml:space="preserve"> "The loan gives us permanence," Yeager said. "Now I can concentrate on the business."</w:t>
+        <w:t>While these figures change daily, the pattern of contributions from individual states isn't likely to change.</w:t>
         <w:br/>
-        <w:t xml:space="preserve"> The St. Anthony Center loan is one result of a growing movement by governments and community groups to encourage banks under the rejuvenated, 14-year-old CRA to make loans for housing and to fledgling businesses and nonprofit agencies in inner cities.</w:t>
+        <w:t>The lingering small town, rural nature of the South is a major factor in the popularity of the Guard and Reserves in the region, said Rep. G.V. ''Sonny'' Montgomery, D-Miss., a high-ranking member of the House Armed Services Committee and chairman of the House Veterans Affairs Committee.</w:t>
         <w:br/>
-        <w:t xml:space="preserve"> Until this year, lenders could keep the results of CRA examinations private. But the act was amended in 1989 so that exams after July 1990 are public. In addition to the "stick" of disclosure, there is a "carrot"; bankers want to be regarded as fair lenders who don't discriminate by geography or race.  Some are starting to use strong CRA grades as marketing tools to entice deposits and business from so-inclined customers.</w:t>
+        <w:t>''It is the small town South,'' said Montgomery, a World War II veteran. ''It hasn't changed. That is the way it was in World War II, Korea and Vietnam.''</w:t>
         <w:br/>
-        <w:t xml:space="preserve"> Many critics - such as ACORN and the Joint Ministries Project - focus on residential-mortgage "redlining," alleging that some depositories are denying credit to inner-city neighborhoods with sizable minority populations.</w:t>
+        <w:t>Unlike metropolitan areas where units often struggle to find volunteers, communities in the South jealously seek to get Guard and Reserve units because of their economic boost to the area, Montgomery said. These units become part of the fabric of small-town society, he said.</w:t>
         <w:br/>
-        <w:t xml:space="preserve"> That issue surfaced again last week, when a Federal Reserve Board study showed that minorities, including Twin Cities residents, generally are rejected for home loans by a rate of 2 to 1 over whites with similar incomes. Big Twin Cities mortgage bankers protested that the race- income criteria failed to consider issues such as credit background, employment history and the restrictive underwriting guidelines of the secondary mortgage market.</w:t>
+        <w:t>''It is kind of the center of the community, the armory. In the big city, you've got stadiums, coliseums, skating rinks.''</w:t>
         <w:br/>
-        <w:t xml:space="preserve"> But the lenders also recently have introduced inner-city mortgage programs targeted at working-class people frozen out of the market by traditional loan underwriting criteria. Norwest and TCF, in fact, report success in their year-old, inner-city efforts. They should top $ 100 million, or up to 20,000 mortgages by 1996. Marquette and First Bank are poised to announce similar residential initiatives. They focus on loan counseling - getting borrowers qualified for mortgage financing before they look for houses - and underwriting flexibility, without putting the bank at undue risk of repayment.</w:t>
+        <w:t>The Persian Gulf crisis has shown the Pentagon's increased dependence on these Guard and Reserve units, which play a larger role today in both support and combat missions than ever before.</w:t>
         <w:br/>
-        <w:t xml:space="preserve"> But CRA lending embodies more than home loans. CRA exams cover five broad categories of credit, services, discrimination tests and outreach efforts.</w:t>
+        <w:t>The Pentagon has no regional breakdown of regular troops that may now be serving in the Persian Gulf.</w:t>
         <w:br/>
-        <w:t xml:space="preserve"> And regulators are denying branching and acquisition requests from banks that score poorly on CRA exams. That sobers the likes of First, Norwest and Marquette, which are on the expansion trail as branching and merger barriers fall to deregulation.</w:t>
+        <w:t>But with its large working class and minority population, the South is undoubtedly a major contributor. The Pentagon says that nearly 21% of all its active troops are black. Blacks make up about 13% of the nation's population and are most heavily concentrated in the South.</w:t>
         <w:br/>
-        <w:t xml:space="preserve"> The Midwestern banking world is shuddering from the the Federal Reserve Board's denial this month of the merger of two big Montana and Wyoming banks that were owned by the same family. The Fed said the banks paid lip service to CRA, specifically the needs of Indian communities that protested the merger.</w:t>
+        <w:t>Many of the nation's military bases also are located in the South, where land has traditionally been cheap and the warm weather ideal for training.</w:t>
         <w:br/>
-        <w:t xml:space="preserve"> "Banks should have their CRA houses in order before filing (such) applications," warned Karen Grandstrand, assistant vice president of banking supervision of the Minneapolis Federal Reserve Bank. The Minneapolis Fed recommended that the Montana-Wyoming bank merger be denied.</w:t>
+        <w:t>''It is a question of training troops in a mild climate and not having to heat large areas,'' said Karl Cocke, historian with the Army's Center for Military History in Washington. ''There is more room there (in the South and Southwest) for training activities.''</w:t>
         <w:br/>
-        <w:t xml:space="preserve"> Minneapolis officials aren't partial to the bank lobby demonstrations of some activists, but they quietly made their point.</w:t>
+        <w:t>The South's traditional patriotism, political conservatism, and economic problems have been reasons why its citizens join the military.</w:t>
         <w:br/>
-        <w:t xml:space="preserve"> "Up until 1991, Marquette was not an active participant in city-assisted development programs," said Iric Nathanson, a neighborhood finance specialist at the MCDA. "We had been particularly concerned about the Lake St. office, which was right in the middle of our inner-city target area."</w:t>
+        <w:t>Those are some of the reasons that motivated Sgt. Wayne Morgan, 59, of Nettleton, Miss., a member of the Army National Guard's recently activated 155th Armored Brigade.</w:t>
         <w:br/>
-        <w:t xml:space="preserve"> Mayor Don Fraser and Council Majority Leader Steve Cramer met with Marquette executives in December to advise politely that the bank make more loans or they'd yank millions in city deposits. By then, Marquette already had made some attitude and personnel changes.</w:t>
+        <w:t>Some join simply out of loyalty to the country, Morgan said. Others join for that reason and because of ''hard times … like when I got in (1974).''</w:t>
         <w:br/>
-        <w:t xml:space="preserve"> "I think we're looking (more) at this type of lending because it makes sense," said Doug Hile, Marquette senior vice president of consumer services. "We're not being forced by regulators to do bad lending."</w:t>
+        <w:t>Morgan, who worked at a garment factory in 1974, said he joined at least in part because he ''needed the extra income for my home payment.''</w:t>
         <w:br/>
-        <w:t xml:space="preserve"> In fact, Marquette officials say they expect to make roughly the same return on a CRA-related loan as any other credit. Often, its risk is mitigated by a government grant to the borrower and participation by a foundation, nonprofit group and other lenders.</w:t>
+        <w:t xml:space="preserve"> TEXT OF GRAPHIC</w:t>
         <w:br/>
-        <w:t xml:space="preserve"> The MCDA now considers Marquette - along with big commercial lenders First Bank and Norwest and several smaller banks - willing to consider seriously any proposal it or neighborhood developers advance.</w:t>
+        <w:t>Desert Shield reservists</w:t>
         <w:br/>
-        <w:t xml:space="preserve"> "It doesn't have to be city-endorsed," said Andersen, an architect and former First Banker whom Marquette hired in 1990 to work with community groups and who counsels Marquette bankers on CRA-related lending. "The best projects bubble up from the neighborhoods."</w:t>
+        <w:t>Total number of reservists - including National Guard units - from each state called into active duty in Operation Desert Shield. The Department of Defense numbers are as of Nov. 25.</w:t>
         <w:br/>
-        <w:t xml:space="preserve"> Anderson works out of Marquette's E. Lake St. office, which since 1990 has been headed by Joe Nordlund. City and neighborhood officials generally regard him as much more attuned to inner-city projects than his predecessor.</w:t>
+        <w:t>Guam &amp; V.I.  0</w:t>
         <w:br/>
-        <w:t xml:space="preserve"> Earlier this year, Marquette, owned by Carl Pohlad, resolved to achieve the top CRA rating, which only 4 percent of Minnesota banks have received since CRA evaluations became public.</w:t>
-        <w:br/>
-        <w:t xml:space="preserve"> "I've explained to them what happens if you're not a good CRA lender," Hile said. "This is consistent with our philosophy. It's good business."</w:t>
-        <w:br/>
-        <w:t xml:space="preserve"> Still, there's evidence that bankers and regulators are circling each other gingerly. Some bankers also believe CRA is a more a government paper-generating exercise than community service.</w:t>
-        <w:br/>
-        <w:t xml:space="preserve"> "I'd like to make every good loan that comes in," George Erickson, president of Cambridge (Minn.) State Bank said last summer about his "substantial noncompliance" score, the lowest CRA rating.</w:t>
-        <w:br/>
-        <w:t xml:space="preserve"> "A lot of banks put a bunch of stuff in the file for the regulators," he said. "We don't waste time on that stuff."</w:t>
-        <w:br/>
-        <w:t xml:space="preserve"> Erickson also was lending out only a paltry $ 1 for every $ 9 in assets.</w:t>
-        <w:br/>
-        <w:t xml:space="preserve"> "The bank needs to have some documentation to show what its doing, whether CRA or a credit file," said Janet Nesch, a national bank examiner with the Federal Deposit Insurance Corporation's (FDIC) regional office in Kansas City, Mo. "But we're going to look at substance. We're going to be able to verify by talking to community groups. Our office has an outreach program."</w:t>
-        <w:br/>
-        <w:t xml:space="preserve"> But Erickson's paper-chase complaint is understood by red-tape-bound bankers. There's even an effort before Congress to exempt small banks from CRA exams on grounds that it's already their bread and butter.</w:t>
-        <w:br/>
-        <w:t xml:space="preserve"> In another case, Western Bank of St. Paul, an inner-city lender that got an "outstanding" CRA rating last spring from one team of FDIC examiners, was forced by an FDIC financial exam team to take reserves - expenses in anticipation of loss - against a $ 600,000 commercial loan in a minority neighborhood. The borrower in question had the financial support of the city and federal development agencies. Moreover, the retail development is prospering.</w:t>
-        <w:br/>
-        <w:t xml:space="preserve"> That, Chairman Bill Sands said, has a whipsaw effect on bankers trying to do the right thing and make a buck.</w:t>
-        <w:br/>
-        <w:t xml:space="preserve"> The four federal regulators admit that CRA exams aren't a science and that their "financial fitness" examiners aren't always in sync with CRA examiners.  The CRA exam isn't quantified like the confidential financial fitness exams. Regulators are lumping four-fifths of all banks in the "satisfactory" category. But there are wide differences in the underlying evaluations.</w:t>
-        <w:br/>
-        <w:t xml:space="preserve"> For example, First Bank was credited with a great job of assessing community credit needs and its "volume of consumer and commercial loans, especially low-to-moderate income housing credits is sizable in relation to its resources and the community's identified credit needs."</w:t>
-        <w:br/>
-        <w:t xml:space="preserve"> "The good news is that the results of the planning, what we're doing is excellent," said Becky Malkerson, senior vice president of corporate relations at First Bank. "But they're saying we need to document better for the examiners. We feel we're delivering, that we're close to the 'outstanding' rating."</w:t>
-        <w:br/>
-        <w:t xml:space="preserve"> By contrast, Marquette has a way to go. The government said its 1990 community outreach efforts "are not sufficient to ensure that the bank ascertains the credit needs of its entire community." It was concerned about Marquette's past "responsiveness to the credit needs of the community."</w:t>
-        <w:br/>
-        <w:t xml:space="preserve"> Marquette says 1991 is a watershed year. Its CRA-related lending is increasing.</w:t>
-        <w:br/>
-        <w:t xml:space="preserve"> But Nathanson said First Bank shouldn't rest on its laurels.</w:t>
-        <w:br/>
-        <w:t xml:space="preserve"> "First has not been very active this year . . . in financing for city-sponsored programs," he said. "We need to talk. They rank at the bottom behind Norwest, Marquette, National City, Riverside, Franklin and Union, very, very small banks."</w:t>
-        <w:br/>
-        <w:t>Most lenders rated 'satisfactory'</w:t>
-        <w:br/>
-        <w:t xml:space="preserve"> In addition to understanding financial exams, the nation's banks and S&amp;Ls are given performance evaluations under the Community Reinvestment Act (CRA) of 1977. Few are found to be "outstanding."</w:t>
-        <w:br/>
-        <w:t>Federal regulators check five categories:</w:t>
-        <w:br/>
-        <w:t xml:space="preserve"> - Solicitation/understanding of local credit needs.</w:t>
-        <w:br/>
-        <w:t xml:space="preserve"> - Origination of residential and home improvement loans, small business credit and participation in government-sponsored programs.</w:t>
-        <w:br/>
-        <w:t xml:space="preserve"> - Geographic distribution of loans, denials, office openings and closings.</w:t>
-        <w:br/>
-        <w:t xml:space="preserve"> - Evidence of discrimination.</w:t>
-        <w:br/>
-        <w:t xml:space="preserve"> - Participation in local community development projects.</w:t>
-        <w:br/>
-        <w:t>CRA ratings since they became public in July 1990#</w:t>
-        <w:br/>
-        <w:t xml:space="preserve"> Outstanding - National: 7.5% Minnesota: 4%</w:t>
-        <w:br/>
-        <w:t xml:space="preserve"> Satisfactory - National: 81% Minnesota: 84%</w:t>
-        <w:br/>
-        <w:t xml:space="preserve"> Needs improvement - National: 10.5% Minnesota: 11%</w:t>
-        <w:br/>
-        <w:t xml:space="preserve"> Substantial Noncompliance - National: 1% Minnesota: 1%</w:t>
-        <w:br/>
-        <w:t xml:space="preserve"> # About 4,500 banks and S&amp;Ls nationally, and 297 in Minnesota, less than half of all institutions, had received CRA evaluations by Sept. 30.</w:t>
-        <w:br/>
-        <w:t>Source: K.H. Thomas Associates, Miami; Federal Reserve, FDIC, Office of Thrift Supervision, Comptroller of the Currency</w:t>
-        <w:br/>
-        <w:t>Star Tribune graphic/ Ray Grumney.</w:t>
+        <w:t>Source: Department of Defense</w:t>
         <w:br/>
         <w:br/>
         <w:t>Graphic</w:t>
@@ -171,7 +105,11 @@
         <w:br/>
         <w:t xml:space="preserve"> </w:t>
         <w:br/>
-        <w:t>Chart; Photograph</w:t>
+        <w:t>b/w, Source: Department of Defense; PHOTO; b/w, Fred Bayles, AP</w:t>
+        <w:br/>
+        <w:t xml:space="preserve"> </w:t>
+        <w:br/>
+        <w:t>CUTLINE: GULF GOODBYE: National Guard member Ulysses Calhoun kisses daughter Whitney before leaving South Carolina for Saudi Arabia on Sept. 17.</w:t>
       </w:r>
     </w:p>
     <w:sectPr>

--- a/example_articles/setting/Rural/5.setting_Rural_Other_publisher.docx
+++ b/example_articles/setting/Rural/5.setting_Rural_Other_publisher.docx
@@ -7,7 +7,7 @@
         <w:pStyle w:val="Heading1"/>
       </w:pPr>
       <w:r>
-        <w:t>Gulf contribution reflects South's military tradition</w:t>
+        <w:t>A PUNK AMONG SOLONS NO MORE, SANTORUM NOW AT HOME IN SENATE</w:t>
       </w:r>
     </w:p>
     <w:p>
@@ -17,22 +17,22 @@
     </w:p>
     <w:p>
       <w:r>
-        <w:t>Date: 1990-12-12</w:t>
+        <w:t>Date: 2000-10-22</w:t>
       </w:r>
     </w:p>
     <w:p>
       <w:r>
-        <w:t>Section: NEWS; Pg. 10A; Statesline</w:t>
+        <w:t>Section: NATIONAL,</w:t>
       </w:r>
     </w:p>
     <w:p>
       <w:r>
-        <w:t>Source file: Other publishers/Files (500) (27).DOCX</w:t>
+        <w:t>Source file: Other publishers/Files (500) (30).DOCX</w:t>
       </w:r>
     </w:p>
     <w:p>
       <w:r>
-        <w:t>Raw locations result, 'locations': ['Mississippi', 'Louisiana', 'Tennessee', 'Alabama', 'Florida', 'North Carolina', 'Arkansas', 'Georgia', 'South Carolina']</w:t>
+        <w:t>Raw locations result, 'locations': ['Pennsylvania']</w:t>
       </w:r>
     </w:p>
     <w:p>
@@ -49,67 +49,105 @@
     </w:p>
     <w:p>
       <w:r>
-        <w:t>A fictional Southerner in Mac Hyman's No Time For Sergeants summed up why he wanted to be in the infantry, nearly 40 years ago:</w:t>
+        <w:t>Wearing the black Harley-Davidson shirt he's just accepted, Rick Santorum chats amiably with a smiling, tattooed woman in black leather.</w:t>
         <w:br/>
-        <w:t>''My great-grandpa was under Stonewall Jackson in the Battle of Chancellorsville … and his brother was with Forrest and my Dad … was in the Rainbow Division and I had two brothers in the last war,'' said the character Ben.</w:t>
+        <w:t>He moves to the center of a knot of motorcyclists -- one's wearing a patch that reads, "I Love My Country; I Fear My Government" -- and denounces mandatory helmet laws as an example of overreaching by the federal government. The bikers' applause echoes through the Station Square plaza and drifts with the mist over the Monongahela.</w:t>
         <w:br/>
-        <w:t>The tradition of fighting Southerners is continuing during the military buildup in the Persian Gulf. States like Mississippi, Louisiana, Tennessee, Alabama, Florida and North Carolina are contributing more than their share of the National Guard and Reserves.</w:t>
+        <w:t>Someone in search of a metaphor about Pennsylvania's U.S. Senate race might be tempted to find in this scene confirmation of the image projected by Santorum's Democratic critics -- that of a right-wing ideologue.</w:t>
         <w:br/>
-        <w:t>Statistics from the Department of Defense show Southern states lead the rest of the nation in the number of recently activated reservists. By Nov. 25, Alabama, with 3,988 activated reserve troops, had contributed nearly as many reservists to the recent call-up as much more populous California, where 4,050 had been activated.</w:t>
+        <w:t>But another moment offers a more helpful insight into why Santorum, in a state with a significant Democratic registration edge, is favored to hold a seat that once seemed among the nation's most vulnerable for the GOP. A member of the anti-helmet group ABATE leans across one of the big Harleys to give Santorum a pin; it denotes 10-year membership in the group's Butler County chapter.</w:t>
         <w:br/>
-        <w:t>Among the leaders in numbers of activated reserves were: Arkansas, 2,221; Florida, 2,905; Georgia, 3,189; Tennessee, 3,022; South Carolina, 1,844; Louisiana, 2,390; Mississippi, 2,005; and North Carolina, 3,443.</w:t>
+        <w:t>The gift attests to the fact that Santorum, 42, has talked to ABATE many times before. He knows their issue. They know him.</w:t>
         <w:br/>
-        <w:t>By comparison, New York state, with a population of 17.5 million, contributed 3,065 reserve troops. Pennsylvania, more populous than any Southern state except Florida and Texas, contributed 1,578 out of its 12 million population.</w:t>
+        <w:t>A few weeks earlier, a scene more evocative of Norman Rockwell than Hunter Thompson held the same lesson.</w:t>
         <w:br/>
-        <w:t>While these figures change daily, the pattern of contributions from individual states isn't likely to change.</w:t>
+        <w:t>Once again, Santorum doffed his suit coat and professed to be delighted by yet another gift of a T-shirt. Under sunshine filtered through tall trees, he addressed the crowd milling around the picnic groves at the Mifflin County Community Day where the surrounding games and food stands were raising money for the Lewistown Community Hospital.</w:t>
         <w:br/>
-        <w:t>The lingering small town, rural nature of the South is a major factor in the popularity of the Guard and Reserves in the region, said Rep. G.V. ''Sonny'' Montgomery, D-Miss., a high-ranking member of the House Armed Services Committee and chairman of the House Veterans Affairs Committee.</w:t>
+        <w:t>Santorum knows the drill. He's been here before. Following a group of cheerleaders to the stage, he speaks about community days past; he talks easily about the intricacies of the funding issues facing rural hospitals.</w:t>
         <w:br/>
-        <w:t>''It is the small town South,'' said Montgomery, a World War II veteran. ''It hasn't changed. That is the way it was in World War II, Korea and Vietnam.''</w:t>
+        <w:t>Santorum won this seat in an upset -- the third major upset of his career -- over Sen. Harris Wofford in 1994 in the same election that brought Republican control to Congress for the first time in 40 years. The political tides favored Republicans then. They brought the House gavel to Newt Gingrich, the conservative firebrand whose instructional audiotapes had tutored Santorum as a younger House candidate.</w:t>
         <w:br/>
-        <w:t>Unlike metropolitan areas where units often struggle to find volunteers, communities in the South jealously seek to get Guard and Reserve units because of their economic boost to the area, Montgomery said. These units become part of the fabric of small-town society, he said.</w:t>
+        <w:t>But over the six years of Santorum's freshman term, the economy and the political climate changed significantly. Santorum hasn't rested on his ideology or the fund-raising ability that comes with incumbency as assurances of re-election.</w:t>
         <w:br/>
-        <w:t>''It is kind of the center of the community, the armory. In the big city, you've got stadiums, coliseums, skating rinks.''</w:t>
+        <w:t>He's worked the state.</w:t>
         <w:br/>
-        <w:t>The Persian Gulf crisis has shown the Pentagon's increased dependence on these Guard and Reserve units, which play a larger role today in both support and combat missions than ever before.</w:t>
+        <w:t>He boasts that he visits every one of its 67 counties every year. Now, as ever, Santorum hustles.</w:t>
         <w:br/>
-        <w:t>The Pentagon has no regional breakdown of regular troops that may now be serving in the Persian Gulf.</w:t>
+        <w:t>It hasn't brought him universal popularity. While he has enthusiastic admirers in both parties, many Democratic officials, along with many members of the state's union hierarchy, loathe him.</w:t>
         <w:br/>
-        <w:t>But with its large working class and minority population, the South is undoubtedly a major contributor. The Pentagon says that nearly 21% of all its active troops are black. Blacks make up about 13% of the nation's population and are most heavily concentrated in the South.</w:t>
+        <w:t>His political profile is at odds with the archetype of the Pennsylvania Republican. On social issues, in particular, he is to the right of Republicans in the line of former Sens. Hugh Scott and John Heinz, and his colleague Sen. Arlen Specter. But despite, and, in some cases because of, his conservative stands, Santorum again is anticipating the votes of many Democrats along with Republicans as building blocks for re-election.</w:t>
         <w:br/>
-        <w:t>Many of the nation's military bases also are located in the South, where land has traditionally been cheap and the warm weather ideal for training.</w:t>
+        <w:t>Santorum, the son of two Veterans Administration employees, was born in Virginia and spent most of his youth in Butler County. After attending Penn State, he earned his law degree at Dickinson Law School while working as an aide to a Republican state senator in Harrisburg. In 1990, he was an associate with the Downtown Pittsburgh firm of Kirkpatrick Lockhart when he decided to take on Doug Walgren, a bright but fairly colorless Democratic veteran. It seemed a daunting task.</w:t>
         <w:br/>
-        <w:t>''It is a question of training troops in a mild climate and not having to heat large areas,'' said Karl Cocke, historian with the Army's Center for Military History in Washington. ''There is more room there (in the South and Southwest) for training activities.''</w:t>
+        <w:t>Santorum and a corps of volunteers knocked on countless doors. At a time when the wounds from the contraction of the steel industry were still raw, the upstart's advertising flayed Walgren for having voted for congressional pay raises. They faulted Walgren for not having a residence in the 18th District.</w:t>
         <w:br/>
-        <w:t>The South's traditional patriotism, political conservatism, and economic problems have been reasons why its citizens join the military.</w:t>
+        <w:t>Democrats are now quick to point to the fact that Santorum, his wife, Karen, and their five childen live in Virginia. He counters that his family does have a home in the state, in Penn Hills, though they spend most of the year in Virginia.</w:t>
         <w:br/>
-        <w:t>Those are some of the reasons that motivated Sgt. Wayne Morgan, 59, of Nettleton, Miss., a member of the Army National Guard's recently activated 155th Armored Brigade.</w:t>
+        <w:t>Another hallmark of the 1990 campaign was Santorum's ability to tap into the committed soldiers of the right-to-life movement.</w:t>
         <w:br/>
-        <w:t>Some join simply out of loyalty to the country, Morgan said. Others join for that reason and because of ''hard times … like when I got in (1974).''</w:t>
+        <w:t>Opposition to abortion has been a constant in Santorum's career. He is a leader in the Senate of the campaign against partial-birth abortion. That stand has, to some extent, cut into his support among pro-choice voters in his own party, but it has enhanced his crossover appeal to conservative Democrats.</w:t>
         <w:br/>
-        <w:t>Morgan, who worked at a garment factory in 1974, said he joined at least in part because he ''needed the extra income for my home payment.''</w:t>
+        <w:t>Despite being overspent by nearly three-to-one, Santorum edged ahead of Walgren, winning with 51 percent of the vote.</w:t>
         <w:br/>
-        <w:t xml:space="preserve"> TEXT OF GRAPHIC</w:t>
+        <w:t>It was a remarkable victory, but in many ways, his second House race, in 1992, produced an even more startling win. Although the 18th District had a Democratic registration majority, it was dominated by Pittsburgh suburban voters who have earned a reputation as swing voters over the years.</w:t>
         <w:br/>
-        <w:t>Desert Shield reservists</w:t>
+        <w:t>But the redistricting that followed the 1990 Census pushed large parts of the 18th District into the working class, economically ravaged Monongahela Valley, significantly increasing the seat's Democratic majority.</w:t>
         <w:br/>
-        <w:t>Total number of reservists - including National Guard units - from each state called into active duty in Operation Desert Shield. The Department of Defense numbers are as of Nov. 25.</w:t>
+        <w:t>"OK, they gave us Democrats, but they gave us angry Democrats," Santorum's longtime media adviser, John Brabender, would recall of the campaign's reaction to the new political map.</w:t>
         <w:br/>
-        <w:t>Guam &amp; V.I.  0</w:t>
+        <w:t>Santorum's criticisms of the Washington status quo, with the slogan, "Join the Fight," resonated in the district. Santorum won in a landslide over former state Sen. Frank Pecora, helped by the same voters who overwhelmingly supported Bill Clinton over former President George Bush.</w:t>
         <w:br/>
-        <w:t>Source: Department of Defense</w:t>
+        <w:t>"Join the Fight," was more than a slogan. From the time he entered Congress, Santorum burnished his reputation as one of the "Gang of Seven" who campaigned against the internal rules and mores of a chamber controlled by Democrats for four decades. They encouraged investigations of the slipshod workings of the House bank and post office.</w:t>
         <w:br/>
+        <w:t>Santorum's voting record in the House was unmistakably conservative, but he was not a pure ideologue. On trade, he was attentive to the interests of the hobbled steel industry. He was less sympathetic to the legislative agenda of labor, but did make common cause with labor leaders in opposing the North American Free Trade Agreement.</w:t>
         <w:br/>
-        <w:t>Graphic</w:t>
+        <w:t>Santorum set his sights on the 1994 U.S. Senate race, another contest where his chances were widely discounted. Harris Wofford had established a reputation as a political giant killer with his victory over former Gov. Dick Thornburgh in the 1991 special election after Heinz was killed in a plane crash.</w:t>
         <w:br/>
+        <w:t>Santorum found another establishment to rail against as he tied Wofford, who had run on promises of health care reform, to the politically disastrous health initiative of the Clinton administration.</w:t>
         <w:br/>
-        <w:t xml:space="preserve"> </w:t>
+        <w:t>Santorum squeaked by with 49 percent of the vote to Wofford's 47 percent. His path to victory, however, came close to being derailed by a videotape likely to keep resurfacing as long as Santorum keeps running for office. It shows the Republican in a speech at LaSalle University, enthusiastically suggesting that one cure to the demographic problems of Social Security was to raise the retirement age for full benefits to 70. Santorum's rising poll numbers were immediately blunted when the Wofford campaign began airing excepts from the tape.</w:t>
         <w:br/>
-        <w:t>b/w, Source: Department of Defense; PHOTO; b/w, Fred Bayles, AP</w:t>
+        <w:t>Santorum has said over and over that he no longer holds that position and that other changes in the system that he advocates mean that such a step is not needed. But that change in position didn't erase the tape. In recent weeks, for example, labor union officials have been circulating it to their members, hoping to dent Santorum's apparently wide lead over U.S. Rep. Ron Klink, D-Murrysville, in this race.</w:t>
         <w:br/>
-        <w:t xml:space="preserve"> </w:t>
+        <w:t>But the political perils of the Social Security issue haven't caused Santorum to shy away from it. On the contrary, he has embraced the issue, becoming one of the Senate's leading advocates for changes in the system that would allow younger workers to channel part of their contributions into private investments.</w:t>
         <w:br/>
-        <w:t>CUTLINE: GULF GOODBYE: National Guard member Ulysses Calhoun kisses daughter Whitney before leaving South Carolina for Saudi Arabia on Sept. 17.</w:t>
+        <w:t>His plan parallels the Social Security proposal made by the candidate at the top of his ticket, Texas Gov. George W. Bush. Bush is personally closer to Gov. Tom Ridge than to Santorum, but on issues, several of his proposals, such as medical savings accounts, overlap those that Santorum has championed in the Senate.</w:t>
+        <w:br/>
+        <w:t>The confrontational tactics that had served Santorum as a member of the minority in the House proved more controversial in the Senate majority. He was famously upbraided for lack of decorum by the courtly West Virginia Democrat, Robert Byrd. He paraded to the floor repeatedly with a sign that read "Where's Bill," taunting the president for failing to submit a balanced budget.</w:t>
+        <w:br/>
+        <w:t>He urged his Republican colleagues to strip the late Sen. Mark Hatfield of his committee chairmanship after the Oregon Republican cast a decisive vote against a proposal for a balanced budget amendment.</w:t>
+        <w:br/>
+        <w:t>In Santorum's view, he was standing against the political establishment, valuing what he saw as his constituents' interests over the traditions of the Senate. But to his critics, he was a punk among solons.</w:t>
+        <w:br/>
+        <w:t>Today, critics, and even neutral observers have described the emergence of more moderate Santorum as his re-election battle approached. Santorum resists that characterization. He defends the tactics that won him a sharp-edged reputation, while saying that if they have changed, it is because times have changed.</w:t>
+        <w:br/>
+        <w:t>"In 1995, we had a big job in front of us," Santorum said as central Pennsylvania scrolled past the windows of the van taking him from one campaign appearance to another. "We had to reform Congress, try to hold the line of spending, try to balance the budget -- because that's what we told the American people we were going to do.</w:t>
+        <w:br/>
+        <w:t>"Now, we've accomplished that. And it was painful and in many cases it wasn't pretty, but you can't argue with the results. You can say, 'Would I use that tactic now on the president?' No; it's a different time … is it a different Rick Santorum? It's a different situation."</w:t>
+        <w:br/>
+        <w:t>Looking back, would he have led the assault on the respected Hatfield?</w:t>
+        <w:br/>
+        <w:t>"In a heartbeat," Santorum said, "given the fundamental nature of that issue and given the work he was doing.'</w:t>
+        <w:br/>
+        <w:t>Santorum didn't avoid controversy, but did more to enhance his reputation as a substantive legislator with his central role in the enactment of the reform of the nation's welfare system.</w:t>
+        <w:br/>
+        <w:t>"I will say it over and over again," he said of the legislation. "If there's any piece of legislation that I'm going to stake my claim to, there's more of me in [that legislation] than any other member of the Senate or House, and I believe it's been the most successful piece of legislation passed not just in that last six years but in the last 30 years."</w:t>
+        <w:br/>
+        <w:t>It's legislation, of course, that's been embraced by politicians of both parties, notably including Clinton and Vice President Al Gore, members of a ticket that ran in 1992 on the promise to "end welfare as we know it."</w:t>
+        <w:br/>
+        <w:t>"President Clinton was never for any of the reforms; he signed them because he had to," Santorum said.</w:t>
+        <w:br/>
+        <w:t>Santorum also rejected commentary that his voting record has tacked back toward the center in deference to the coming election. He points out that as a member of the House, he voted for funding for the National Endowment for the Arts and for increases in the minimum wage, as he has in the past year.</w:t>
+        <w:br/>
+        <w:t>In recent months, Santorum cast a decisive vote against a patients' bill of rights measure that had been approved in the House. He contended it could have allowed employees to sue employers who provided health care, both encouraging lawsuits and discouraging some firms from providing health care.</w:t>
+        <w:br/>
+        <w:t>But in another campaign stop recently, Santorum seemed to dispel any suggestions that he had strayed from his conservative roots. He was in rural Perry County, where Democrats are nearly as scarce as stop lights and parking meters. At a reception for the Perry County Republican Party, the senator was solemnly introduced by a local Republican, who coupled his praise for the incumbent with warnings about a variety of threats to Second Amendment rights.</w:t>
+        <w:br/>
+        <w:t>He resists the characterization that he would use abortion as a litmus test in confirming future justices but says he would look for conservative views on a range of issues. What he doesn't want on the court he says, are justices who believe that the Constitution is -- and here he breaks into a mocking, Valley-girl sing-song voice -- "a living, breathing document that can change as society changes."</w:t>
+        <w:br/>
+        <w:t>If Santorum is elected, he will be, in only his second term, in line for the No. 3 position in the Republican caucus. There is also speculation that he might consider a run for governor when Ridge's term runs out in 2002 -speculation that he seems to discourage but doesn't entirely rule out.</w:t>
+        <w:br/>
+        <w:t>"In politics, you never say never," he tells a reporter with a smile. "But do I think about it? Only because people like you ask about it every day."</w:t>
       </w:r>
     </w:p>
     <w:sectPr>

--- a/example_articles/setting/Rural/5.setting_Rural_Other_publisher.docx
+++ b/example_articles/setting/Rural/5.setting_Rural_Other_publisher.docx
@@ -7,7 +7,7 @@
         <w:pStyle w:val="Heading1"/>
       </w:pPr>
       <w:r>
-        <w:t>A PUNK AMONG SOLONS NO MORE, SANTORUM NOW AT HOME IN SENATE</w:t>
+        <w:t>Religion, guns have been backdrop for 'bitter' class for years</w:t>
       </w:r>
     </w:p>
     <w:p>
@@ -17,22 +17,22 @@
     </w:p>
     <w:p>
       <w:r>
-        <w:t>Date: 2000-10-22</w:t>
+        <w:t>Date: 2008-04-18</w:t>
       </w:r>
     </w:p>
     <w:p>
       <w:r>
-        <w:t>Section: NATIONAL,</w:t>
+        <w:t>Section: NEWS; Pg. 11A</w:t>
       </w:r>
     </w:p>
     <w:p>
       <w:r>
-        <w:t>Source file: Other publishers/Files (500) (30).DOCX</w:t>
+        <w:t>Source file: Other publishers/Files (500) (6).DOCX</w:t>
       </w:r>
     </w:p>
     <w:p>
       <w:r>
-        <w:t>Raw locations result, 'locations': ['Pennsylvania']</w:t>
+        <w:t>Raw locations result, 'locations': ['Texas', 'Pennsylvania', 'Illinois']</w:t>
       </w:r>
     </w:p>
     <w:p>
@@ -49,105 +49,43 @@
     </w:p>
     <w:p>
       <w:r>
-        <w:t>Wearing the black Harley-Davidson shirt he's just accepted, Rick Santorum chats amiably with a smiling, tattooed woman in black leather.</w:t>
+        <w:t>I am shocked by how some people are taking Barack Obama's statement from April 6 totally out of context ("Obama: 'Bitter' comments were ill chosen," USATODAY.com, Saturday).</w:t>
         <w:br/>
-        <w:t>He moves to the center of a knot of motorcyclists -- one's wearing a patch that reads, "I Love My Country; I Fear My Government" -- and denounces mandatory helmet laws as an example of overreaching by the federal government. The bikers' applause echoes through the Station Square plaza and drifts with the mist over the Monongahela.</w:t>
+        <w:t>Obama said at a private fundraiser in San Francisco that working class voters "get bitter" and "cling to guns or religion."</w:t>
         <w:br/>
-        <w:t>Someone in search of a metaphor about Pennsylvania's U.S. Senate race might be tempted to find in this scene confirmation of the image projected by Santorum's Democratic critics -- that of a right-wing ideologue.</w:t>
+        <w:t>I would add that religion and violence have been the foundation for bitterness not just for the working class but for thousands of poor people for years. When gasoline prices are so high and groceries cost so much, the poor sometimes resort to violence. Other times they go to churches for food, counseling and prayer.</w:t>
         <w:br/>
-        <w:t>But another moment offers a more helpful insight into why Santorum, in a state with a significant Democratic registration edge, is favored to hold a seat that once seemed among the nation's most vulnerable for the GOP. A member of the anti-helmet group ABATE leans across one of the big Harleys to give Santorum a pin; it denotes 10-year membership in the group's Butler County chapter.</w:t>
+        <w:t>When Obama toured Pennsylvania recently, he saw people living in dire economic conditions. I'm sure that experience broke his heart.</w:t>
         <w:br/>
-        <w:t>The gift attests to the fact that Santorum, 42, has talked to ABATE many times before. He knows their issue. They know him.</w:t>
+        <w:t>And what happened?</w:t>
         <w:br/>
-        <w:t>A few weeks earlier, a scene more evocative of Norman Rockwell than Hunter Thompson held the same lesson.</w:t>
+        <w:t>He voiced his concern at a fundraiser, and Sen. Hillary Clinton of New York jumped on his words, which are being played as though the senator of Illinois lacks compassion toward working-class voters.</w:t>
         <w:br/>
-        <w:t>Once again, Santorum doffed his suit coat and professed to be delighted by yet another gift of a T-shirt. Under sunshine filtered through tall trees, he addressed the crowd milling around the picnic groves at the Mifflin County Community Day where the surrounding games and food stands were raising money for the Lewistown Community Hospital.</w:t>
+        <w:t>Billy C. Murdock</w:t>
         <w:br/>
-        <w:t>Santorum knows the drill. He's been here before. Following a group of cheerleaders to the stage, he speaks about community days past; he talks easily about the intricacies of the funding issues facing rural hospitals.</w:t>
+        <w:t>New Braunfels, Texas</w:t>
         <w:br/>
-        <w:t>Santorum won this seat in an upset -- the third major upset of his career -- over Sen. Harris Wofford in 1994 in the same election that brought Republican control to Congress for the first time in 40 years. The political tides favored Republicans then. They brought the House gavel to Newt Gingrich, the conservative firebrand whose instructional audiotapes had tutored Santorum as a younger House candidate.</w:t>
+        <w:t>Wake up, working class</w:t>
         <w:br/>
-        <w:t>But over the six years of Santorum's freshman term, the economy and the political climate changed significantly. Santorum hasn't rested on his ideology or the fund-raising ability that comes with incumbency as assurances of re-election.</w:t>
+        <w:t>I live in a rural area where good jobs have gone south and likely will not return.</w:t>
         <w:br/>
-        <w:t>He's worked the state.</w:t>
+        <w:t>The very people who have suffered most still overwhelmingly vote for presidential candidates who pander to big business. The question that Barack Obama was trying to answer was why working-class Americans don't vote for him. His answer was insightful and true. Poor people seemingly vote for candidates based on reasons other than their own economic interests.</w:t>
         <w:br/>
-        <w:t>He boasts that he visits every one of its 67 counties every year. Now, as ever, Santorum hustles.</w:t>
+        <w:t>Their concerns over gun control, abortion, flag burning and prayer seem to trump their job pain. Obama explained all this eloquently.</w:t>
         <w:br/>
-        <w:t>It hasn't brought him universal popularity. While he has enthusiastic admirers in both parties, many Democratic officials, along with many members of the state's union hierarchy, loathe him.</w:t>
+        <w:t>My hope is that in the next election, common people such as myself will reject the red herring excuses and stop shooting themselves in the foot.</w:t>
         <w:br/>
-        <w:t>His political profile is at odds with the archetype of the Pennsylvania Republican. On social issues, in particular, he is to the right of Republicans in the line of former Sens. Hugh Scott and John Heinz, and his colleague Sen. Arlen Specter. But despite, and, in some cases because of, his conservative stands, Santorum again is anticipating the votes of many Democrats along with Republicans as building blocks for re-election.</w:t>
+        <w:t>Ed Fitch</w:t>
         <w:br/>
-        <w:t>Santorum, the son of two Veterans Administration employees, was born in Virginia and spent most of his youth in Butler County. After attending Penn State, he earned his law degree at Dickinson Law School while working as an aide to a Republican state senator in Harrisburg. In 1990, he was an associate with the Downtown Pittsburgh firm of Kirkpatrick Lockhart when he decided to take on Doug Walgren, a bright but fairly colorless Democratic veteran. It seemed a daunting task.</w:t>
+        <w:t xml:space="preserve">Lawrenceville, Ill. </w:t>
         <w:br/>
-        <w:t>Santorum and a corps of volunteers knocked on countless doors. At a time when the wounds from the contraction of the steel industry were still raw, the upstart's advertising flayed Walgren for having voted for congressional pay raises. They faulted Walgren for not having a residence in the 18th District.</w:t>
         <w:br/>
-        <w:t>Democrats are now quick to point to the fact that Santorum, his wife, Karen, and their five childen live in Virginia. He counters that his family does have a home in the state, in Penn Hills, though they spend most of the year in Virginia.</w:t>
+        <w:t>Graphic</w:t>
         <w:br/>
-        <w:t>Another hallmark of the 1990 campaign was Santorum's ability to tap into the committed soldiers of the right-to-life movement.</w:t>
         <w:br/>
-        <w:t>Opposition to abortion has been a constant in Santorum's career. He is a leader in the Senate of the campaign against partial-birth abortion. That stand has, to some extent, cut into his support among pro-choice voters in his own party, but it has enhanced his crossover appeal to conservative Democrats.</w:t>
+        <w:t xml:space="preserve"> </w:t>
         <w:br/>
-        <w:t>Despite being overspent by nearly three-to-one, Santorum edged ahead of Walgren, winning with 51 percent of the vote.</w:t>
-        <w:br/>
-        <w:t>It was a remarkable victory, but in many ways, his second House race, in 1992, produced an even more startling win. Although the 18th District had a Democratic registration majority, it was dominated by Pittsburgh suburban voters who have earned a reputation as swing voters over the years.</w:t>
-        <w:br/>
-        <w:t>But the redistricting that followed the 1990 Census pushed large parts of the 18th District into the working class, economically ravaged Monongahela Valley, significantly increasing the seat's Democratic majority.</w:t>
-        <w:br/>
-        <w:t>"OK, they gave us Democrats, but they gave us angry Democrats," Santorum's longtime media adviser, John Brabender, would recall of the campaign's reaction to the new political map.</w:t>
-        <w:br/>
-        <w:t>Santorum's criticisms of the Washington status quo, with the slogan, "Join the Fight," resonated in the district. Santorum won in a landslide over former state Sen. Frank Pecora, helped by the same voters who overwhelmingly supported Bill Clinton over former President George Bush.</w:t>
-        <w:br/>
-        <w:t>"Join the Fight," was more than a slogan. From the time he entered Congress, Santorum burnished his reputation as one of the "Gang of Seven" who campaigned against the internal rules and mores of a chamber controlled by Democrats for four decades. They encouraged investigations of the slipshod workings of the House bank and post office.</w:t>
-        <w:br/>
-        <w:t>Santorum's voting record in the House was unmistakably conservative, but he was not a pure ideologue. On trade, he was attentive to the interests of the hobbled steel industry. He was less sympathetic to the legislative agenda of labor, but did make common cause with labor leaders in opposing the North American Free Trade Agreement.</w:t>
-        <w:br/>
-        <w:t>Santorum set his sights on the 1994 U.S. Senate race, another contest where his chances were widely discounted. Harris Wofford had established a reputation as a political giant killer with his victory over former Gov. Dick Thornburgh in the 1991 special election after Heinz was killed in a plane crash.</w:t>
-        <w:br/>
-        <w:t>Santorum found another establishment to rail against as he tied Wofford, who had run on promises of health care reform, to the politically disastrous health initiative of the Clinton administration.</w:t>
-        <w:br/>
-        <w:t>Santorum squeaked by with 49 percent of the vote to Wofford's 47 percent. His path to victory, however, came close to being derailed by a videotape likely to keep resurfacing as long as Santorum keeps running for office. It shows the Republican in a speech at LaSalle University, enthusiastically suggesting that one cure to the demographic problems of Social Security was to raise the retirement age for full benefits to 70. Santorum's rising poll numbers were immediately blunted when the Wofford campaign began airing excepts from the tape.</w:t>
-        <w:br/>
-        <w:t>Santorum has said over and over that he no longer holds that position and that other changes in the system that he advocates mean that such a step is not needed. But that change in position didn't erase the tape. In recent weeks, for example, labor union officials have been circulating it to their members, hoping to dent Santorum's apparently wide lead over U.S. Rep. Ron Klink, D-Murrysville, in this race.</w:t>
-        <w:br/>
-        <w:t>But the political perils of the Social Security issue haven't caused Santorum to shy away from it. On the contrary, he has embraced the issue, becoming one of the Senate's leading advocates for changes in the system that would allow younger workers to channel part of their contributions into private investments.</w:t>
-        <w:br/>
-        <w:t>His plan parallels the Social Security proposal made by the candidate at the top of his ticket, Texas Gov. George W. Bush. Bush is personally closer to Gov. Tom Ridge than to Santorum, but on issues, several of his proposals, such as medical savings accounts, overlap those that Santorum has championed in the Senate.</w:t>
-        <w:br/>
-        <w:t>The confrontational tactics that had served Santorum as a member of the minority in the House proved more controversial in the Senate majority. He was famously upbraided for lack of decorum by the courtly West Virginia Democrat, Robert Byrd. He paraded to the floor repeatedly with a sign that read "Where's Bill," taunting the president for failing to submit a balanced budget.</w:t>
-        <w:br/>
-        <w:t>He urged his Republican colleagues to strip the late Sen. Mark Hatfield of his committee chairmanship after the Oregon Republican cast a decisive vote against a proposal for a balanced budget amendment.</w:t>
-        <w:br/>
-        <w:t>In Santorum's view, he was standing against the political establishment, valuing what he saw as his constituents' interests over the traditions of the Senate. But to his critics, he was a punk among solons.</w:t>
-        <w:br/>
-        <w:t>Today, critics, and even neutral observers have described the emergence of more moderate Santorum as his re-election battle approached. Santorum resists that characterization. He defends the tactics that won him a sharp-edged reputation, while saying that if they have changed, it is because times have changed.</w:t>
-        <w:br/>
-        <w:t>"In 1995, we had a big job in front of us," Santorum said as central Pennsylvania scrolled past the windows of the van taking him from one campaign appearance to another. "We had to reform Congress, try to hold the line of spending, try to balance the budget -- because that's what we told the American people we were going to do.</w:t>
-        <w:br/>
-        <w:t>"Now, we've accomplished that. And it was painful and in many cases it wasn't pretty, but you can't argue with the results. You can say, 'Would I use that tactic now on the president?' No; it's a different time … is it a different Rick Santorum? It's a different situation."</w:t>
-        <w:br/>
-        <w:t>Looking back, would he have led the assault on the respected Hatfield?</w:t>
-        <w:br/>
-        <w:t>"In a heartbeat," Santorum said, "given the fundamental nature of that issue and given the work he was doing.'</w:t>
-        <w:br/>
-        <w:t>Santorum didn't avoid controversy, but did more to enhance his reputation as a substantive legislator with his central role in the enactment of the reform of the nation's welfare system.</w:t>
-        <w:br/>
-        <w:t>"I will say it over and over again," he said of the legislation. "If there's any piece of legislation that I'm going to stake my claim to, there's more of me in [that legislation] than any other member of the Senate or House, and I believe it's been the most successful piece of legislation passed not just in that last six years but in the last 30 years."</w:t>
-        <w:br/>
-        <w:t>It's legislation, of course, that's been embraced by politicians of both parties, notably including Clinton and Vice President Al Gore, members of a ticket that ran in 1992 on the promise to "end welfare as we know it."</w:t>
-        <w:br/>
-        <w:t>"President Clinton was never for any of the reforms; he signed them because he had to," Santorum said.</w:t>
-        <w:br/>
-        <w:t>Santorum also rejected commentary that his voting record has tacked back toward the center in deference to the coming election. He points out that as a member of the House, he voted for funding for the National Endowment for the Arts and for increases in the minimum wage, as he has in the past year.</w:t>
-        <w:br/>
-        <w:t>In recent months, Santorum cast a decisive vote against a patients' bill of rights measure that had been approved in the House. He contended it could have allowed employees to sue employers who provided health care, both encouraging lawsuits and discouraging some firms from providing health care.</w:t>
-        <w:br/>
-        <w:t>But in another campaign stop recently, Santorum seemed to dispel any suggestions that he had strayed from his conservative roots. He was in rural Perry County, where Democrats are nearly as scarce as stop lights and parking meters. At a reception for the Perry County Republican Party, the senator was solemnly introduced by a local Republican, who coupled his praise for the incumbent with warnings about a variety of threats to Second Amendment rights.</w:t>
-        <w:br/>
-        <w:t>He resists the characterization that he would use abortion as a litmus test in confirming future justices but says he would look for conservative views on a range of issues. What he doesn't want on the court he says, are justices who believe that the Constitution is -- and here he breaks into a mocking, Valley-girl sing-song voice -- "a living, breathing document that can change as society changes."</w:t>
-        <w:br/>
-        <w:t>If Santorum is elected, he will be, in only his second term, in line for the No. 3 position in the Republican caucus. There is also speculation that he might consider a run for governor when Ridge's term runs out in 2002 -speculation that he seems to discourage but doesn't entirely rule out.</w:t>
-        <w:br/>
-        <w:t>"In politics, you never say never," he tells a reporter with a smile. "But do I think about it? Only because people like you ask about it every day."</w:t>
+        <w:t>PHOTO, B/W, William Thomas Cain, Getty Images</w:t>
       </w:r>
     </w:p>
     <w:sectPr>
